--- a/退休酒会.docx
+++ b/退休酒会.docx
@@ -1407,8 +1407,10 @@
           <w:sz w:val="21"/>
           <w:szCs w:val="21"/>
         </w:rPr>
-        <w:t>云挥粉笔培桃李，色守初心共岁长。</w:t>
-      </w:r>
+        <w:t>云挥粉笔培桃李，色映初心共岁长。</w:t>
+      </w:r>
+      <w:bookmarkStart w:id="0" w:name="_GoBack"/>
+      <w:bookmarkEnd w:id="0"/>
     </w:p>
     <w:p>
       <w:pPr>
@@ -1586,6 +1588,7 @@
     </w:p>
     <w:tbl>
       <w:tblPr>
+        <w:tblStyle w:val="7"/>
         <w:tblW w:w="0" w:type="auto"/>
         <w:tblInd w:w="0" w:type="dxa"/>
         <w:tblBorders>
@@ -1596,7 +1599,7 @@
           <w:insideH w:val="none" w:color="auto" w:sz="0" w:space="0"/>
           <w:insideV w:val="none" w:color="auto" w:sz="0" w:space="0"/>
         </w:tblBorders>
-        <w:shd w:val="clear"/>
+        <w:shd w:val="clear" w:color="auto" w:fill="auto"/>
         <w:tblLayout w:type="autofit"/>
         <w:tblCellMar>
           <w:top w:w="15" w:type="dxa"/>
@@ -1620,7 +1623,7 @@
             <w:insideH w:val="none" w:color="auto" w:sz="0" w:space="0"/>
             <w:insideV w:val="none" w:color="auto" w:sz="0" w:space="0"/>
           </w:tblBorders>
-          <w:shd w:val="clear"/>
+          <w:shd w:val="clear" w:color="auto" w:fill="auto"/>
           <w:tblCellMar>
             <w:top w:w="15" w:type="dxa"/>
             <w:left w:w="15" w:type="dxa"/>
@@ -1631,7 +1634,7 @@
         <w:tc>
           <w:tcPr>
             <w:tcW w:w="0" w:type="auto"/>
-            <w:shd w:val="clear"/>
+            <w:shd w:val="clear" w:color="auto" w:fill="auto"/>
             <w:tcMar>
               <w:top w:w="75" w:type="dxa"/>
               <w:left w:w="150" w:type="dxa"/>
@@ -1673,7 +1676,6 @@
                 <w:kern w:val="0"/>
                 <w:sz w:val="21"/>
                 <w:szCs w:val="21"/>
-                <w:bdr w:val="none" w:color="auto" w:sz="0" w:space="0"/>
                 <w:lang w:val="en-US" w:eastAsia="zh-CN" w:bidi="ar"/>
               </w:rPr>
               <w:t>段落</w:t>
@@ -1683,7 +1685,7 @@
         <w:tc>
           <w:tcPr>
             <w:tcW w:w="0" w:type="auto"/>
-            <w:shd w:val="clear"/>
+            <w:shd w:val="clear" w:color="auto" w:fill="auto"/>
             <w:tcMar>
               <w:top w:w="75" w:type="dxa"/>
               <w:left w:w="150" w:type="dxa"/>
@@ -1725,7 +1727,6 @@
                 <w:kern w:val="0"/>
                 <w:sz w:val="21"/>
                 <w:szCs w:val="21"/>
-                <w:bdr w:val="none" w:color="auto" w:sz="0" w:space="0"/>
                 <w:lang w:val="en-US" w:eastAsia="zh-CN" w:bidi="ar"/>
               </w:rPr>
               <w:t>内容</w:t>
@@ -1735,7 +1736,7 @@
         <w:tc>
           <w:tcPr>
             <w:tcW w:w="0" w:type="auto"/>
-            <w:shd w:val="clear"/>
+            <w:shd w:val="clear" w:color="auto" w:fill="auto"/>
             <w:tcMar>
               <w:top w:w="75" w:type="dxa"/>
               <w:left w:w="150" w:type="dxa"/>
@@ -1777,10 +1778,632 @@
                 <w:kern w:val="0"/>
                 <w:sz w:val="21"/>
                 <w:szCs w:val="21"/>
-                <w:bdr w:val="none" w:color="auto" w:sz="0" w:space="0"/>
                 <w:lang w:val="en-US" w:eastAsia="zh-CN" w:bidi="ar"/>
               </w:rPr>
               <w:t>时长</w:t>
+            </w:r>
+          </w:p>
+        </w:tc>
+      </w:tr>
+      <w:tr>
+        <w:tblPrEx>
+          <w:tblBorders>
+            <w:top w:val="none" w:color="auto" w:sz="0" w:space="0"/>
+            <w:left w:val="none" w:color="auto" w:sz="0" w:space="0"/>
+            <w:bottom w:val="none" w:color="auto" w:sz="0" w:space="0"/>
+            <w:right w:val="none" w:color="auto" w:sz="0" w:space="0"/>
+            <w:insideH w:val="none" w:color="auto" w:sz="0" w:space="0"/>
+            <w:insideV w:val="none" w:color="auto" w:sz="0" w:space="0"/>
+          </w:tblBorders>
+          <w:shd w:val="clear" w:color="auto" w:fill="auto"/>
+          <w:tblCellMar>
+            <w:top w:w="15" w:type="dxa"/>
+            <w:left w:w="15" w:type="dxa"/>
+            <w:bottom w:w="15" w:type="dxa"/>
+            <w:right w:w="15" w:type="dxa"/>
+          </w:tblCellMar>
+        </w:tblPrEx>
+        <w:tc>
+          <w:tcPr>
+            <w:tcW w:w="0" w:type="auto"/>
+            <w:shd w:val="clear" w:color="auto" w:fill="auto"/>
+            <w:tcMar>
+              <w:top w:w="75" w:type="dxa"/>
+              <w:left w:w="150" w:type="dxa"/>
+              <w:bottom w:w="75" w:type="dxa"/>
+              <w:right w:w="150" w:type="dxa"/>
+            </w:tcMar>
+            <w:vAlign w:val="center"/>
+          </w:tcPr>
+          <w:p>
+            <w:pPr>
+              <w:keepNext w:val="0"/>
+              <w:keepLines w:val="0"/>
+              <w:widowControl/>
+              <w:suppressLineNumbers w:val="0"/>
+              <w:jc w:val="left"/>
+              <w:rPr>
+                <w:rFonts w:hint="eastAsia" w:ascii="宋体" w:hAnsi="宋体" w:eastAsia="宋体" w:cs="宋体"/>
+                <w:i w:val="0"/>
+                <w:iCs w:val="0"/>
+                <w:caps w:val="0"/>
+                <w:color w:val="3B3B3B"/>
+                <w:spacing w:val="0"/>
+                <w:sz w:val="21"/>
+                <w:szCs w:val="21"/>
+              </w:rPr>
+            </w:pPr>
+            <w:r>
+              <w:rPr>
+                <w:rStyle w:val="9"/>
+                <w:rFonts w:hint="eastAsia" w:ascii="宋体" w:hAnsi="宋体" w:eastAsia="宋体" w:cs="宋体"/>
+                <w:i w:val="0"/>
+                <w:iCs w:val="0"/>
+                <w:caps w:val="0"/>
+                <w:color w:val="3B3B3B"/>
+                <w:spacing w:val="0"/>
+                <w:kern w:val="0"/>
+                <w:sz w:val="21"/>
+                <w:szCs w:val="21"/>
+                <w:lang w:val="en-US" w:eastAsia="zh-CN" w:bidi="ar"/>
+              </w:rPr>
+              <w:t>序幕</w:t>
+            </w:r>
+          </w:p>
+        </w:tc>
+        <w:tc>
+          <w:tcPr>
+            <w:tcW w:w="0" w:type="auto"/>
+            <w:shd w:val="clear" w:color="auto" w:fill="auto"/>
+            <w:tcMar>
+              <w:top w:w="75" w:type="dxa"/>
+              <w:left w:w="150" w:type="dxa"/>
+              <w:bottom w:w="75" w:type="dxa"/>
+              <w:right w:w="150" w:type="dxa"/>
+            </w:tcMar>
+            <w:vAlign w:val="center"/>
+          </w:tcPr>
+          <w:p>
+            <w:pPr>
+              <w:keepNext w:val="0"/>
+              <w:keepLines w:val="0"/>
+              <w:widowControl/>
+              <w:suppressLineNumbers w:val="0"/>
+              <w:jc w:val="left"/>
+              <w:rPr>
+                <w:rFonts w:hint="eastAsia" w:ascii="宋体" w:hAnsi="宋体" w:eastAsia="宋体" w:cs="宋体"/>
+                <w:i w:val="0"/>
+                <w:iCs w:val="0"/>
+                <w:caps w:val="0"/>
+                <w:color w:val="3B3B3B"/>
+                <w:spacing w:val="0"/>
+                <w:sz w:val="21"/>
+                <w:szCs w:val="21"/>
+              </w:rPr>
+            </w:pPr>
+            <w:r>
+              <w:rPr>
+                <w:rFonts w:hint="eastAsia" w:ascii="宋体" w:hAnsi="宋体" w:eastAsia="宋体" w:cs="宋体"/>
+                <w:i w:val="0"/>
+                <w:iCs w:val="0"/>
+                <w:caps w:val="0"/>
+                <w:color w:val="3B3B3B"/>
+                <w:spacing w:val="0"/>
+                <w:kern w:val="0"/>
+                <w:sz w:val="21"/>
+                <w:szCs w:val="21"/>
+                <w:lang w:val="en-US" w:eastAsia="zh-CN" w:bidi="ar"/>
+              </w:rPr>
+              <w:t>退休是上一阶段的告别是新一篇章的开始</w:t>
+            </w:r>
+          </w:p>
+        </w:tc>
+        <w:tc>
+          <w:tcPr>
+            <w:tcW w:w="0" w:type="auto"/>
+            <w:shd w:val="clear" w:color="auto" w:fill="auto"/>
+            <w:tcMar>
+              <w:top w:w="75" w:type="dxa"/>
+              <w:left w:w="150" w:type="dxa"/>
+              <w:bottom w:w="75" w:type="dxa"/>
+              <w:right w:w="150" w:type="dxa"/>
+            </w:tcMar>
+            <w:vAlign w:val="center"/>
+          </w:tcPr>
+          <w:p>
+            <w:pPr>
+              <w:rPr>
+                <w:rFonts w:hint="eastAsia" w:ascii="宋体" w:hAnsi="宋体" w:eastAsia="宋体" w:cs="宋体"/>
+                <w:i w:val="0"/>
+                <w:iCs w:val="0"/>
+                <w:caps w:val="0"/>
+                <w:color w:val="3B3B3B"/>
+                <w:spacing w:val="0"/>
+                <w:sz w:val="21"/>
+                <w:szCs w:val="21"/>
+              </w:rPr>
+            </w:pPr>
+          </w:p>
+        </w:tc>
+      </w:tr>
+      <w:tr>
+        <w:tblPrEx>
+          <w:tblBorders>
+            <w:top w:val="none" w:color="auto" w:sz="0" w:space="0"/>
+            <w:left w:val="none" w:color="auto" w:sz="0" w:space="0"/>
+            <w:bottom w:val="none" w:color="auto" w:sz="0" w:space="0"/>
+            <w:right w:val="none" w:color="auto" w:sz="0" w:space="0"/>
+            <w:insideH w:val="none" w:color="auto" w:sz="0" w:space="0"/>
+            <w:insideV w:val="none" w:color="auto" w:sz="0" w:space="0"/>
+          </w:tblBorders>
+          <w:tblCellMar>
+            <w:top w:w="15" w:type="dxa"/>
+            <w:left w:w="15" w:type="dxa"/>
+            <w:bottom w:w="15" w:type="dxa"/>
+            <w:right w:w="15" w:type="dxa"/>
+          </w:tblCellMar>
+        </w:tblPrEx>
+        <w:tc>
+          <w:tcPr>
+            <w:tcW w:w="0" w:type="auto"/>
+            <w:shd w:val="clear" w:color="auto" w:fill="auto"/>
+            <w:tcMar>
+              <w:top w:w="75" w:type="dxa"/>
+              <w:left w:w="150" w:type="dxa"/>
+              <w:bottom w:w="75" w:type="dxa"/>
+              <w:right w:w="150" w:type="dxa"/>
+            </w:tcMar>
+            <w:vAlign w:val="center"/>
+          </w:tcPr>
+          <w:p>
+            <w:pPr>
+              <w:keepNext w:val="0"/>
+              <w:keepLines w:val="0"/>
+              <w:widowControl/>
+              <w:suppressLineNumbers w:val="0"/>
+              <w:jc w:val="left"/>
+              <w:rPr>
+                <w:rFonts w:hint="eastAsia" w:ascii="宋体" w:hAnsi="宋体" w:eastAsia="宋体" w:cs="宋体"/>
+                <w:i w:val="0"/>
+                <w:iCs w:val="0"/>
+                <w:caps w:val="0"/>
+                <w:color w:val="3B3B3B"/>
+                <w:spacing w:val="0"/>
+                <w:sz w:val="21"/>
+                <w:szCs w:val="21"/>
+              </w:rPr>
+            </w:pPr>
+            <w:r>
+              <w:rPr>
+                <w:rStyle w:val="9"/>
+                <w:rFonts w:hint="eastAsia" w:ascii="宋体" w:hAnsi="宋体" w:eastAsia="宋体" w:cs="宋体"/>
+                <w:i w:val="0"/>
+                <w:iCs w:val="0"/>
+                <w:caps w:val="0"/>
+                <w:color w:val="3B3B3B"/>
+                <w:spacing w:val="0"/>
+                <w:kern w:val="0"/>
+                <w:sz w:val="21"/>
+                <w:szCs w:val="21"/>
+                <w:lang w:val="en-US" w:eastAsia="zh-CN" w:bidi="ar"/>
+              </w:rPr>
+              <w:t>第一段</w:t>
+            </w:r>
+          </w:p>
+        </w:tc>
+        <w:tc>
+          <w:tcPr>
+            <w:tcW w:w="0" w:type="auto"/>
+            <w:shd w:val="clear" w:color="auto" w:fill="auto"/>
+            <w:tcMar>
+              <w:top w:w="75" w:type="dxa"/>
+              <w:left w:w="150" w:type="dxa"/>
+              <w:bottom w:w="75" w:type="dxa"/>
+              <w:right w:w="150" w:type="dxa"/>
+            </w:tcMar>
+            <w:vAlign w:val="center"/>
+          </w:tcPr>
+          <w:p>
+            <w:pPr>
+              <w:keepNext w:val="0"/>
+              <w:keepLines w:val="0"/>
+              <w:widowControl/>
+              <w:suppressLineNumbers w:val="0"/>
+              <w:jc w:val="left"/>
+              <w:rPr>
+                <w:rFonts w:hint="eastAsia" w:ascii="宋体" w:hAnsi="宋体" w:eastAsia="宋体" w:cs="宋体"/>
+                <w:i w:val="0"/>
+                <w:iCs w:val="0"/>
+                <w:caps w:val="0"/>
+                <w:color w:val="3B3B3B"/>
+                <w:spacing w:val="0"/>
+                <w:sz w:val="21"/>
+                <w:szCs w:val="21"/>
+              </w:rPr>
+            </w:pPr>
+            <w:r>
+              <w:rPr>
+                <w:rFonts w:hint="eastAsia" w:ascii="宋体" w:hAnsi="宋体" w:eastAsia="宋体" w:cs="宋体"/>
+                <w:i w:val="0"/>
+                <w:iCs w:val="0"/>
+                <w:caps w:val="0"/>
+                <w:color w:val="3B3B3B"/>
+                <w:spacing w:val="0"/>
+                <w:kern w:val="0"/>
+                <w:sz w:val="21"/>
+                <w:szCs w:val="21"/>
+                <w:lang w:val="en-US" w:eastAsia="zh-CN" w:bidi="ar"/>
+              </w:rPr>
+              <w:t>两位姐姐的老照片轮播——年轻时的照片、讲台上的身影、军嫂时期的老照片（如果有），配《绒花》钢琴版</w:t>
+            </w:r>
+          </w:p>
+        </w:tc>
+        <w:tc>
+          <w:tcPr>
+            <w:tcW w:w="0" w:type="auto"/>
+            <w:shd w:val="clear" w:color="auto" w:fill="auto"/>
+            <w:tcMar>
+              <w:top w:w="75" w:type="dxa"/>
+              <w:left w:w="150" w:type="dxa"/>
+              <w:bottom w:w="75" w:type="dxa"/>
+              <w:right w:w="150" w:type="dxa"/>
+            </w:tcMar>
+            <w:vAlign w:val="center"/>
+          </w:tcPr>
+          <w:p>
+            <w:pPr>
+              <w:keepNext w:val="0"/>
+              <w:keepLines w:val="0"/>
+              <w:widowControl/>
+              <w:suppressLineNumbers w:val="0"/>
+              <w:jc w:val="left"/>
+              <w:rPr>
+                <w:rFonts w:hint="eastAsia" w:ascii="宋体" w:hAnsi="宋体" w:eastAsia="宋体" w:cs="宋体"/>
+                <w:i w:val="0"/>
+                <w:iCs w:val="0"/>
+                <w:caps w:val="0"/>
+                <w:color w:val="3B3B3B"/>
+                <w:spacing w:val="0"/>
+                <w:sz w:val="21"/>
+                <w:szCs w:val="21"/>
+              </w:rPr>
+            </w:pPr>
+            <w:r>
+              <w:rPr>
+                <w:rFonts w:hint="eastAsia" w:ascii="宋体" w:hAnsi="宋体" w:eastAsia="宋体" w:cs="宋体"/>
+                <w:i w:val="0"/>
+                <w:iCs w:val="0"/>
+                <w:caps w:val="0"/>
+                <w:color w:val="3B3B3B"/>
+                <w:spacing w:val="0"/>
+                <w:kern w:val="0"/>
+                <w:sz w:val="21"/>
+                <w:szCs w:val="21"/>
+                <w:lang w:val="en-US" w:eastAsia="zh-CN" w:bidi="ar"/>
+              </w:rPr>
+              <w:t>1分钟</w:t>
+            </w:r>
+          </w:p>
+        </w:tc>
+      </w:tr>
+      <w:tr>
+        <w:tblPrEx>
+          <w:tblBorders>
+            <w:top w:val="none" w:color="auto" w:sz="0" w:space="0"/>
+            <w:left w:val="none" w:color="auto" w:sz="0" w:space="0"/>
+            <w:bottom w:val="none" w:color="auto" w:sz="0" w:space="0"/>
+            <w:right w:val="none" w:color="auto" w:sz="0" w:space="0"/>
+            <w:insideH w:val="none" w:color="auto" w:sz="0" w:space="0"/>
+            <w:insideV w:val="none" w:color="auto" w:sz="0" w:space="0"/>
+          </w:tblBorders>
+          <w:shd w:val="clear" w:color="auto" w:fill="auto"/>
+          <w:tblCellMar>
+            <w:top w:w="15" w:type="dxa"/>
+            <w:left w:w="15" w:type="dxa"/>
+            <w:bottom w:w="15" w:type="dxa"/>
+            <w:right w:w="15" w:type="dxa"/>
+          </w:tblCellMar>
+        </w:tblPrEx>
+        <w:tc>
+          <w:tcPr>
+            <w:tcW w:w="0" w:type="auto"/>
+            <w:shd w:val="clear" w:color="auto" w:fill="auto"/>
+            <w:tcMar>
+              <w:top w:w="75" w:type="dxa"/>
+              <w:left w:w="150" w:type="dxa"/>
+              <w:bottom w:w="75" w:type="dxa"/>
+              <w:right w:w="150" w:type="dxa"/>
+            </w:tcMar>
+            <w:vAlign w:val="center"/>
+          </w:tcPr>
+          <w:p>
+            <w:pPr>
+              <w:keepNext w:val="0"/>
+              <w:keepLines w:val="0"/>
+              <w:widowControl/>
+              <w:suppressLineNumbers w:val="0"/>
+              <w:jc w:val="left"/>
+              <w:rPr>
+                <w:rFonts w:hint="eastAsia" w:ascii="宋体" w:hAnsi="宋体" w:eastAsia="宋体" w:cs="宋体"/>
+                <w:i w:val="0"/>
+                <w:iCs w:val="0"/>
+                <w:caps w:val="0"/>
+                <w:color w:val="3B3B3B"/>
+                <w:spacing w:val="0"/>
+                <w:sz w:val="21"/>
+                <w:szCs w:val="21"/>
+              </w:rPr>
+            </w:pPr>
+            <w:r>
+              <w:rPr>
+                <w:rStyle w:val="9"/>
+                <w:rFonts w:hint="eastAsia" w:ascii="宋体" w:hAnsi="宋体" w:eastAsia="宋体" w:cs="宋体"/>
+                <w:i w:val="0"/>
+                <w:iCs w:val="0"/>
+                <w:caps w:val="0"/>
+                <w:color w:val="3B3B3B"/>
+                <w:spacing w:val="0"/>
+                <w:kern w:val="0"/>
+                <w:sz w:val="21"/>
+                <w:szCs w:val="21"/>
+                <w:lang w:val="en-US" w:eastAsia="zh-CN" w:bidi="ar"/>
+              </w:rPr>
+              <w:t>第二段</w:t>
+            </w:r>
+          </w:p>
+        </w:tc>
+        <w:tc>
+          <w:tcPr>
+            <w:tcW w:w="0" w:type="auto"/>
+            <w:shd w:val="clear" w:color="auto" w:fill="auto"/>
+            <w:tcMar>
+              <w:top w:w="75" w:type="dxa"/>
+              <w:left w:w="150" w:type="dxa"/>
+              <w:bottom w:w="75" w:type="dxa"/>
+              <w:right w:w="150" w:type="dxa"/>
+            </w:tcMar>
+            <w:vAlign w:val="center"/>
+          </w:tcPr>
+          <w:p>
+            <w:pPr>
+              <w:keepNext w:val="0"/>
+              <w:keepLines w:val="0"/>
+              <w:widowControl/>
+              <w:suppressLineNumbers w:val="0"/>
+              <w:jc w:val="left"/>
+              <w:rPr>
+                <w:rFonts w:hint="eastAsia" w:ascii="宋体" w:hAnsi="宋体" w:eastAsia="宋体" w:cs="宋体"/>
+                <w:i w:val="0"/>
+                <w:iCs w:val="0"/>
+                <w:caps w:val="0"/>
+                <w:color w:val="3B3B3B"/>
+                <w:spacing w:val="0"/>
+                <w:sz w:val="21"/>
+                <w:szCs w:val="21"/>
+              </w:rPr>
+            </w:pPr>
+            <w:r>
+              <w:rPr>
+                <w:rFonts w:hint="eastAsia" w:ascii="宋体" w:hAnsi="宋体" w:eastAsia="宋体" w:cs="宋体"/>
+                <w:i w:val="0"/>
+                <w:iCs w:val="0"/>
+                <w:caps w:val="0"/>
+                <w:color w:val="3B3B3B"/>
+                <w:spacing w:val="0"/>
+                <w:kern w:val="0"/>
+                <w:sz w:val="21"/>
+                <w:szCs w:val="21"/>
+                <w:lang w:val="en-US" w:eastAsia="zh-CN" w:bidi="ar"/>
+              </w:rPr>
+              <w:t>几张最有代表性的老照片特写，逐张定格，每张配一句字幕：“调入那年”“带完第一届毕业班”“军功章背后的那个人”“今天的我们”……配《如愿》钢琴版</w:t>
+            </w:r>
+          </w:p>
+        </w:tc>
+        <w:tc>
+          <w:tcPr>
+            <w:tcW w:w="0" w:type="auto"/>
+            <w:shd w:val="clear" w:color="auto" w:fill="auto"/>
+            <w:tcMar>
+              <w:top w:w="75" w:type="dxa"/>
+              <w:left w:w="150" w:type="dxa"/>
+              <w:bottom w:w="75" w:type="dxa"/>
+              <w:right w:w="150" w:type="dxa"/>
+            </w:tcMar>
+            <w:vAlign w:val="center"/>
+          </w:tcPr>
+          <w:p>
+            <w:pPr>
+              <w:keepNext w:val="0"/>
+              <w:keepLines w:val="0"/>
+              <w:widowControl/>
+              <w:suppressLineNumbers w:val="0"/>
+              <w:jc w:val="left"/>
+              <w:rPr>
+                <w:rFonts w:hint="eastAsia" w:ascii="宋体" w:hAnsi="宋体" w:eastAsia="宋体" w:cs="宋体"/>
+                <w:i w:val="0"/>
+                <w:iCs w:val="0"/>
+                <w:caps w:val="0"/>
+                <w:color w:val="3B3B3B"/>
+                <w:spacing w:val="0"/>
+                <w:sz w:val="21"/>
+                <w:szCs w:val="21"/>
+              </w:rPr>
+            </w:pPr>
+            <w:r>
+              <w:rPr>
+                <w:rFonts w:hint="eastAsia" w:ascii="宋体" w:hAnsi="宋体" w:eastAsia="宋体" w:cs="宋体"/>
+                <w:i w:val="0"/>
+                <w:iCs w:val="0"/>
+                <w:caps w:val="0"/>
+                <w:color w:val="3B3B3B"/>
+                <w:spacing w:val="0"/>
+                <w:kern w:val="0"/>
+                <w:sz w:val="21"/>
+                <w:szCs w:val="21"/>
+                <w:lang w:val="en-US" w:eastAsia="zh-CN" w:bidi="ar"/>
+              </w:rPr>
+              <w:t>1分钟</w:t>
+            </w:r>
+          </w:p>
+        </w:tc>
+      </w:tr>
+      <w:tr>
+        <w:tblPrEx>
+          <w:tblBorders>
+            <w:top w:val="none" w:color="auto" w:sz="0" w:space="0"/>
+            <w:left w:val="none" w:color="auto" w:sz="0" w:space="0"/>
+            <w:bottom w:val="none" w:color="auto" w:sz="0" w:space="0"/>
+            <w:right w:val="none" w:color="auto" w:sz="0" w:space="0"/>
+            <w:insideH w:val="none" w:color="auto" w:sz="0" w:space="0"/>
+            <w:insideV w:val="none" w:color="auto" w:sz="0" w:space="0"/>
+          </w:tblBorders>
+          <w:shd w:val="clear" w:color="auto" w:fill="auto"/>
+          <w:tblCellMar>
+            <w:top w:w="15" w:type="dxa"/>
+            <w:left w:w="15" w:type="dxa"/>
+            <w:bottom w:w="15" w:type="dxa"/>
+            <w:right w:w="15" w:type="dxa"/>
+          </w:tblCellMar>
+        </w:tblPrEx>
+        <w:tc>
+          <w:tcPr>
+            <w:tcW w:w="0" w:type="auto"/>
+            <w:shd w:val="clear" w:color="auto" w:fill="auto"/>
+            <w:tcMar>
+              <w:top w:w="75" w:type="dxa"/>
+              <w:left w:w="150" w:type="dxa"/>
+              <w:bottom w:w="75" w:type="dxa"/>
+              <w:right w:w="150" w:type="dxa"/>
+            </w:tcMar>
+            <w:vAlign w:val="center"/>
+          </w:tcPr>
+          <w:p>
+            <w:pPr>
+              <w:keepNext w:val="0"/>
+              <w:keepLines w:val="0"/>
+              <w:widowControl/>
+              <w:suppressLineNumbers w:val="0"/>
+              <w:jc w:val="left"/>
+              <w:rPr>
+                <w:rFonts w:hint="eastAsia" w:ascii="宋体" w:hAnsi="宋体" w:eastAsia="宋体" w:cs="宋体"/>
+                <w:i w:val="0"/>
+                <w:iCs w:val="0"/>
+                <w:caps w:val="0"/>
+                <w:color w:val="3B3B3B"/>
+                <w:spacing w:val="0"/>
+                <w:sz w:val="21"/>
+                <w:szCs w:val="21"/>
+              </w:rPr>
+            </w:pPr>
+            <w:r>
+              <w:rPr>
+                <w:rStyle w:val="9"/>
+                <w:rFonts w:hint="eastAsia" w:ascii="宋体" w:hAnsi="宋体" w:eastAsia="宋体" w:cs="宋体"/>
+                <w:i w:val="0"/>
+                <w:iCs w:val="0"/>
+                <w:caps w:val="0"/>
+                <w:color w:val="3B3B3B"/>
+                <w:spacing w:val="0"/>
+                <w:kern w:val="0"/>
+                <w:sz w:val="21"/>
+                <w:szCs w:val="21"/>
+                <w:lang w:val="en-US" w:eastAsia="zh-CN" w:bidi="ar"/>
+              </w:rPr>
+              <w:t>第三段</w:t>
+            </w:r>
+          </w:p>
+        </w:tc>
+        <w:tc>
+          <w:tcPr>
+            <w:tcW w:w="0" w:type="auto"/>
+            <w:shd w:val="clear" w:color="auto" w:fill="auto"/>
+            <w:tcMar>
+              <w:top w:w="75" w:type="dxa"/>
+              <w:left w:w="150" w:type="dxa"/>
+              <w:bottom w:w="75" w:type="dxa"/>
+              <w:right w:w="150" w:type="dxa"/>
+            </w:tcMar>
+            <w:vAlign w:val="center"/>
+          </w:tcPr>
+          <w:p>
+            <w:pPr>
+              <w:keepNext w:val="0"/>
+              <w:keepLines w:val="0"/>
+              <w:widowControl/>
+              <w:suppressLineNumbers w:val="0"/>
+              <w:jc w:val="left"/>
+              <w:rPr>
+                <w:rFonts w:hint="eastAsia" w:ascii="宋体" w:hAnsi="宋体" w:eastAsia="宋体" w:cs="宋体"/>
+                <w:i w:val="0"/>
+                <w:iCs w:val="0"/>
+                <w:caps w:val="0"/>
+                <w:color w:val="3B3B3B"/>
+                <w:spacing w:val="0"/>
+                <w:sz w:val="21"/>
+                <w:szCs w:val="21"/>
+              </w:rPr>
+            </w:pPr>
+            <w:r>
+              <w:rPr>
+                <w:rFonts w:hint="eastAsia" w:ascii="宋体" w:hAnsi="宋体" w:eastAsia="宋体" w:cs="宋体"/>
+                <w:i w:val="0"/>
+                <w:iCs w:val="0"/>
+                <w:caps w:val="0"/>
+                <w:color w:val="3B3B3B"/>
+                <w:spacing w:val="0"/>
+                <w:kern w:val="0"/>
+                <w:sz w:val="21"/>
+                <w:szCs w:val="21"/>
+                <w:lang w:val="en-US" w:eastAsia="zh-CN" w:bidi="ar"/>
+              </w:rPr>
+              <w:t>全屏大字，依次出现——</w:t>
+            </w:r>
+          </w:p>
+        </w:tc>
+        <w:tc>
+          <w:tcPr>
+            <w:tcW w:w="0" w:type="auto"/>
+            <w:shd w:val="clear" w:color="auto" w:fill="auto"/>
+            <w:tcMar>
+              <w:top w:w="75" w:type="dxa"/>
+              <w:left w:w="150" w:type="dxa"/>
+              <w:bottom w:w="75" w:type="dxa"/>
+              <w:right w:w="150" w:type="dxa"/>
+            </w:tcMar>
+            <w:vAlign w:val="center"/>
+          </w:tcPr>
+          <w:p>
+            <w:pPr>
+              <w:keepNext w:val="0"/>
+              <w:keepLines w:val="0"/>
+              <w:widowControl/>
+              <w:suppressLineNumbers w:val="0"/>
+              <w:jc w:val="left"/>
+              <w:rPr>
+                <w:rFonts w:hint="eastAsia" w:ascii="宋体" w:hAnsi="宋体" w:eastAsia="宋体" w:cs="宋体"/>
+                <w:i w:val="0"/>
+                <w:iCs w:val="0"/>
+                <w:caps w:val="0"/>
+                <w:color w:val="3B3B3B"/>
+                <w:spacing w:val="0"/>
+                <w:sz w:val="21"/>
+                <w:szCs w:val="21"/>
+              </w:rPr>
+            </w:pPr>
+            <w:r>
+              <w:rPr>
+                <w:rFonts w:hint="eastAsia" w:ascii="宋体" w:hAnsi="宋体" w:eastAsia="宋体" w:cs="宋体"/>
+                <w:i w:val="0"/>
+                <w:iCs w:val="0"/>
+                <w:caps w:val="0"/>
+                <w:color w:val="3B3B3B"/>
+                <w:spacing w:val="0"/>
+                <w:kern w:val="0"/>
+                <w:sz w:val="21"/>
+                <w:szCs w:val="21"/>
+                <w:lang w:val="en-US" w:eastAsia="zh-CN" w:bidi="ar"/>
+              </w:rPr>
+              <w:t>30秒</w:t>
             </w:r>
           </w:p>
         </w:tc>
@@ -1805,7 +2428,34 @@
         <w:tc>
           <w:tcPr>
             <w:tcW w:w="0" w:type="auto"/>
-            <w:shd w:val="clear"/>
+            <w:shd w:val="clear" w:color="auto" w:fill="auto"/>
+            <w:tcMar>
+              <w:top w:w="75" w:type="dxa"/>
+              <w:left w:w="150" w:type="dxa"/>
+              <w:bottom w:w="75" w:type="dxa"/>
+              <w:right w:w="150" w:type="dxa"/>
+            </w:tcMar>
+            <w:vAlign w:val="center"/>
+          </w:tcPr>
+          <w:p>
+            <w:pPr>
+              <w:rPr>
+                <w:rFonts w:hint="eastAsia" w:ascii="宋体" w:hAnsi="宋体" w:eastAsia="宋体" w:cs="宋体"/>
+                <w:i w:val="0"/>
+                <w:iCs w:val="0"/>
+                <w:caps w:val="0"/>
+                <w:color w:val="3B3B3B"/>
+                <w:spacing w:val="0"/>
+                <w:sz w:val="21"/>
+                <w:szCs w:val="21"/>
+              </w:rPr>
+            </w:pPr>
+          </w:p>
+        </w:tc>
+        <w:tc>
+          <w:tcPr>
+            <w:tcW w:w="0" w:type="auto"/>
+            <w:shd w:val="clear" w:color="auto" w:fill="auto"/>
             <w:tcMar>
               <w:top w:w="75" w:type="dxa"/>
               <w:left w:w="150" w:type="dxa"/>
@@ -1834,7 +2484,6 @@
             </w:pPr>
             <w:r>
               <w:rPr>
-                <w:rStyle w:val="9"/>
                 <w:rFonts w:hint="eastAsia" w:ascii="宋体" w:hAnsi="宋体" w:eastAsia="宋体" w:cs="宋体"/>
                 <w:i w:val="0"/>
                 <w:iCs w:val="0"/>
@@ -1844,65 +2493,16 @@
                 <w:kern w:val="0"/>
                 <w:sz w:val="21"/>
                 <w:szCs w:val="21"/>
-                <w:bdr w:val="none" w:color="auto" w:sz="0" w:space="0"/>
                 <w:lang w:val="en-US" w:eastAsia="zh-CN" w:bidi="ar"/>
               </w:rPr>
-              <w:t>序幕</w:t>
+              <w:t>①“函数有定义域，你们的人生没有”</w:t>
             </w:r>
           </w:p>
         </w:tc>
         <w:tc>
           <w:tcPr>
             <w:tcW w:w="0" w:type="auto"/>
-            <w:shd w:val="clear"/>
-            <w:tcMar>
-              <w:top w:w="75" w:type="dxa"/>
-              <w:left w:w="150" w:type="dxa"/>
-              <w:bottom w:w="75" w:type="dxa"/>
-              <w:right w:w="150" w:type="dxa"/>
-            </w:tcMar>
-            <w:vAlign w:val="center"/>
-          </w:tcPr>
-          <w:p>
-            <w:pPr>
-              <w:keepNext w:val="0"/>
-              <w:keepLines w:val="0"/>
-              <w:widowControl/>
-              <w:suppressLineNumbers w:val="0"/>
-              <w:jc w:val="left"/>
-              <w:rPr>
-                <w:rFonts w:hint="eastAsia" w:ascii="宋体" w:hAnsi="宋体" w:eastAsia="宋体" w:cs="宋体"/>
-                <w:i w:val="0"/>
-                <w:iCs w:val="0"/>
-                <w:caps w:val="0"/>
-                <w:color w:val="3B3B3B"/>
-                <w:spacing w:val="0"/>
-                <w:sz w:val="21"/>
-                <w:szCs w:val="21"/>
-              </w:rPr>
-            </w:pPr>
-            <w:r>
-              <w:rPr>
-                <w:rFonts w:hint="eastAsia" w:ascii="宋体" w:hAnsi="宋体" w:eastAsia="宋体" w:cs="宋体"/>
-                <w:i w:val="0"/>
-                <w:iCs w:val="0"/>
-                <w:caps w:val="0"/>
-                <w:color w:val="3B3B3B"/>
-                <w:spacing w:val="0"/>
-                <w:kern w:val="0"/>
-                <w:sz w:val="21"/>
-                <w:szCs w:val="21"/>
-                <w:bdr w:val="none" w:color="auto" w:sz="0" w:space="0"/>
-                <w:lang w:val="en-US" w:eastAsia="zh-CN" w:bidi="ar"/>
-              </w:rPr>
-              <w:t>退休是上一阶段的告别是新一篇章的开始</w:t>
-            </w:r>
-          </w:p>
-        </w:tc>
-        <w:tc>
-          <w:tcPr>
-            <w:tcW w:w="0" w:type="auto"/>
-            <w:shd w:val="clear"/>
+            <w:shd w:val="clear" w:color="auto" w:fill="auto"/>
             <w:tcMar>
               <w:top w:w="75" w:type="dxa"/>
               <w:left w:w="150" w:type="dxa"/>
@@ -1947,7 +2547,34 @@
         <w:tc>
           <w:tcPr>
             <w:tcW w:w="0" w:type="auto"/>
-            <w:shd w:val="clear"/>
+            <w:shd w:val="clear" w:color="auto" w:fill="auto"/>
+            <w:tcMar>
+              <w:top w:w="75" w:type="dxa"/>
+              <w:left w:w="150" w:type="dxa"/>
+              <w:bottom w:w="75" w:type="dxa"/>
+              <w:right w:w="150" w:type="dxa"/>
+            </w:tcMar>
+            <w:vAlign w:val="center"/>
+          </w:tcPr>
+          <w:p>
+            <w:pPr>
+              <w:rPr>
+                <w:rFonts w:hint="eastAsia" w:ascii="宋体" w:hAnsi="宋体" w:eastAsia="宋体" w:cs="宋体"/>
+                <w:i w:val="0"/>
+                <w:iCs w:val="0"/>
+                <w:caps w:val="0"/>
+                <w:color w:val="3B3B3B"/>
+                <w:spacing w:val="0"/>
+                <w:sz w:val="21"/>
+                <w:szCs w:val="21"/>
+              </w:rPr>
+            </w:pPr>
+          </w:p>
+        </w:tc>
+        <w:tc>
+          <w:tcPr>
+            <w:tcW w:w="0" w:type="auto"/>
+            <w:shd w:val="clear" w:color="auto" w:fill="auto"/>
             <w:tcMar>
               <w:top w:w="75" w:type="dxa"/>
               <w:left w:w="150" w:type="dxa"/>
@@ -1976,7 +2603,6 @@
             </w:pPr>
             <w:r>
               <w:rPr>
-                <w:rStyle w:val="9"/>
                 <w:rFonts w:hint="eastAsia" w:ascii="宋体" w:hAnsi="宋体" w:eastAsia="宋体" w:cs="宋体"/>
                 <w:i w:val="0"/>
                 <w:iCs w:val="0"/>
@@ -1986,17 +2612,89 @@
                 <w:kern w:val="0"/>
                 <w:sz w:val="21"/>
                 <w:szCs w:val="21"/>
-                <w:bdr w:val="none" w:color="auto" w:sz="0" w:space="0"/>
                 <w:lang w:val="en-US" w:eastAsia="zh-CN" w:bidi="ar"/>
               </w:rPr>
-              <w:t>第一段</w:t>
+              <w:t>②“几何有边界，你们的付出没有”</w:t>
             </w:r>
           </w:p>
         </w:tc>
         <w:tc>
           <w:tcPr>
             <w:tcW w:w="0" w:type="auto"/>
-            <w:shd w:val="clear"/>
+            <w:shd w:val="clear" w:color="auto" w:fill="auto"/>
+            <w:tcMar>
+              <w:top w:w="75" w:type="dxa"/>
+              <w:left w:w="150" w:type="dxa"/>
+              <w:bottom w:w="75" w:type="dxa"/>
+              <w:right w:w="150" w:type="dxa"/>
+            </w:tcMar>
+            <w:vAlign w:val="center"/>
+          </w:tcPr>
+          <w:p>
+            <w:pPr>
+              <w:rPr>
+                <w:rFonts w:hint="eastAsia" w:ascii="宋体" w:hAnsi="宋体" w:eastAsia="宋体" w:cs="宋体"/>
+                <w:i w:val="0"/>
+                <w:iCs w:val="0"/>
+                <w:caps w:val="0"/>
+                <w:color w:val="3B3B3B"/>
+                <w:spacing w:val="0"/>
+                <w:sz w:val="21"/>
+                <w:szCs w:val="21"/>
+              </w:rPr>
+            </w:pPr>
+          </w:p>
+        </w:tc>
+      </w:tr>
+      <w:tr>
+        <w:tblPrEx>
+          <w:tblBorders>
+            <w:top w:val="none" w:color="auto" w:sz="0" w:space="0"/>
+            <w:left w:val="none" w:color="auto" w:sz="0" w:space="0"/>
+            <w:bottom w:val="none" w:color="auto" w:sz="0" w:space="0"/>
+            <w:right w:val="none" w:color="auto" w:sz="0" w:space="0"/>
+            <w:insideH w:val="none" w:color="auto" w:sz="0" w:space="0"/>
+            <w:insideV w:val="none" w:color="auto" w:sz="0" w:space="0"/>
+          </w:tblBorders>
+          <w:shd w:val="clear" w:color="auto" w:fill="auto"/>
+          <w:tblCellMar>
+            <w:top w:w="15" w:type="dxa"/>
+            <w:left w:w="15" w:type="dxa"/>
+            <w:bottom w:w="15" w:type="dxa"/>
+            <w:right w:w="15" w:type="dxa"/>
+          </w:tblCellMar>
+        </w:tblPrEx>
+        <w:tc>
+          <w:tcPr>
+            <w:tcW w:w="0" w:type="auto"/>
+            <w:shd w:val="clear" w:color="auto" w:fill="auto"/>
+            <w:tcMar>
+              <w:top w:w="75" w:type="dxa"/>
+              <w:left w:w="150" w:type="dxa"/>
+              <w:bottom w:w="75" w:type="dxa"/>
+              <w:right w:w="150" w:type="dxa"/>
+            </w:tcMar>
+            <w:vAlign w:val="center"/>
+          </w:tcPr>
+          <w:p>
+            <w:pPr>
+              <w:rPr>
+                <w:rFonts w:hint="eastAsia" w:ascii="宋体" w:hAnsi="宋体" w:eastAsia="宋体" w:cs="宋体"/>
+                <w:i w:val="0"/>
+                <w:iCs w:val="0"/>
+                <w:caps w:val="0"/>
+                <w:color w:val="3B3B3B"/>
+                <w:spacing w:val="0"/>
+                <w:sz w:val="21"/>
+                <w:szCs w:val="21"/>
+              </w:rPr>
+            </w:pPr>
+          </w:p>
+        </w:tc>
+        <w:tc>
+          <w:tcPr>
+            <w:tcW w:w="0" w:type="auto"/>
+            <w:shd w:val="clear" w:color="auto" w:fill="auto"/>
             <w:tcMar>
               <w:top w:w="75" w:type="dxa"/>
               <w:left w:w="150" w:type="dxa"/>
@@ -2034,719 +2732,6 @@
                 <w:kern w:val="0"/>
                 <w:sz w:val="21"/>
                 <w:szCs w:val="21"/>
-                <w:bdr w:val="none" w:color="auto" w:sz="0" w:space="0"/>
-                <w:lang w:val="en-US" w:eastAsia="zh-CN" w:bidi="ar"/>
-              </w:rPr>
-              <w:t>两位姐姐的老照片轮播——年轻时的照片、讲台上的身影、军嫂时期的老照片（如果有），配《绒花》钢琴版</w:t>
-            </w:r>
-          </w:p>
-        </w:tc>
-        <w:tc>
-          <w:tcPr>
-            <w:tcW w:w="0" w:type="auto"/>
-            <w:shd w:val="clear"/>
-            <w:tcMar>
-              <w:top w:w="75" w:type="dxa"/>
-              <w:left w:w="150" w:type="dxa"/>
-              <w:bottom w:w="75" w:type="dxa"/>
-              <w:right w:w="150" w:type="dxa"/>
-            </w:tcMar>
-            <w:vAlign w:val="center"/>
-          </w:tcPr>
-          <w:p>
-            <w:pPr>
-              <w:keepNext w:val="0"/>
-              <w:keepLines w:val="0"/>
-              <w:widowControl/>
-              <w:suppressLineNumbers w:val="0"/>
-              <w:jc w:val="left"/>
-              <w:rPr>
-                <w:rFonts w:hint="eastAsia" w:ascii="宋体" w:hAnsi="宋体" w:eastAsia="宋体" w:cs="宋体"/>
-                <w:i w:val="0"/>
-                <w:iCs w:val="0"/>
-                <w:caps w:val="0"/>
-                <w:color w:val="3B3B3B"/>
-                <w:spacing w:val="0"/>
-                <w:sz w:val="21"/>
-                <w:szCs w:val="21"/>
-              </w:rPr>
-            </w:pPr>
-            <w:r>
-              <w:rPr>
-                <w:rFonts w:hint="eastAsia" w:ascii="宋体" w:hAnsi="宋体" w:eastAsia="宋体" w:cs="宋体"/>
-                <w:i w:val="0"/>
-                <w:iCs w:val="0"/>
-                <w:caps w:val="0"/>
-                <w:color w:val="3B3B3B"/>
-                <w:spacing w:val="0"/>
-                <w:kern w:val="0"/>
-                <w:sz w:val="21"/>
-                <w:szCs w:val="21"/>
-                <w:bdr w:val="none" w:color="auto" w:sz="0" w:space="0"/>
-                <w:lang w:val="en-US" w:eastAsia="zh-CN" w:bidi="ar"/>
-              </w:rPr>
-              <w:t>1分钟</w:t>
-            </w:r>
-          </w:p>
-        </w:tc>
-      </w:tr>
-      <w:tr>
-        <w:tblPrEx>
-          <w:tblBorders>
-            <w:top w:val="none" w:color="auto" w:sz="0" w:space="0"/>
-            <w:left w:val="none" w:color="auto" w:sz="0" w:space="0"/>
-            <w:bottom w:val="none" w:color="auto" w:sz="0" w:space="0"/>
-            <w:right w:val="none" w:color="auto" w:sz="0" w:space="0"/>
-            <w:insideH w:val="none" w:color="auto" w:sz="0" w:space="0"/>
-            <w:insideV w:val="none" w:color="auto" w:sz="0" w:space="0"/>
-          </w:tblBorders>
-          <w:shd w:val="clear"/>
-          <w:tblCellMar>
-            <w:top w:w="15" w:type="dxa"/>
-            <w:left w:w="15" w:type="dxa"/>
-            <w:bottom w:w="15" w:type="dxa"/>
-            <w:right w:w="15" w:type="dxa"/>
-          </w:tblCellMar>
-        </w:tblPrEx>
-        <w:tc>
-          <w:tcPr>
-            <w:tcW w:w="0" w:type="auto"/>
-            <w:shd w:val="clear"/>
-            <w:tcMar>
-              <w:top w:w="75" w:type="dxa"/>
-              <w:left w:w="150" w:type="dxa"/>
-              <w:bottom w:w="75" w:type="dxa"/>
-              <w:right w:w="150" w:type="dxa"/>
-            </w:tcMar>
-            <w:vAlign w:val="center"/>
-          </w:tcPr>
-          <w:p>
-            <w:pPr>
-              <w:keepNext w:val="0"/>
-              <w:keepLines w:val="0"/>
-              <w:widowControl/>
-              <w:suppressLineNumbers w:val="0"/>
-              <w:jc w:val="left"/>
-              <w:rPr>
-                <w:rFonts w:hint="eastAsia" w:ascii="宋体" w:hAnsi="宋体" w:eastAsia="宋体" w:cs="宋体"/>
-                <w:i w:val="0"/>
-                <w:iCs w:val="0"/>
-                <w:caps w:val="0"/>
-                <w:color w:val="3B3B3B"/>
-                <w:spacing w:val="0"/>
-                <w:sz w:val="21"/>
-                <w:szCs w:val="21"/>
-              </w:rPr>
-            </w:pPr>
-            <w:r>
-              <w:rPr>
-                <w:rStyle w:val="9"/>
-                <w:rFonts w:hint="eastAsia" w:ascii="宋体" w:hAnsi="宋体" w:eastAsia="宋体" w:cs="宋体"/>
-                <w:i w:val="0"/>
-                <w:iCs w:val="0"/>
-                <w:caps w:val="0"/>
-                <w:color w:val="3B3B3B"/>
-                <w:spacing w:val="0"/>
-                <w:kern w:val="0"/>
-                <w:sz w:val="21"/>
-                <w:szCs w:val="21"/>
-                <w:bdr w:val="none" w:color="auto" w:sz="0" w:space="0"/>
-                <w:lang w:val="en-US" w:eastAsia="zh-CN" w:bidi="ar"/>
-              </w:rPr>
-              <w:t>第二段</w:t>
-            </w:r>
-          </w:p>
-        </w:tc>
-        <w:tc>
-          <w:tcPr>
-            <w:tcW w:w="0" w:type="auto"/>
-            <w:shd w:val="clear"/>
-            <w:tcMar>
-              <w:top w:w="75" w:type="dxa"/>
-              <w:left w:w="150" w:type="dxa"/>
-              <w:bottom w:w="75" w:type="dxa"/>
-              <w:right w:w="150" w:type="dxa"/>
-            </w:tcMar>
-            <w:vAlign w:val="center"/>
-          </w:tcPr>
-          <w:p>
-            <w:pPr>
-              <w:keepNext w:val="0"/>
-              <w:keepLines w:val="0"/>
-              <w:widowControl/>
-              <w:suppressLineNumbers w:val="0"/>
-              <w:jc w:val="left"/>
-              <w:rPr>
-                <w:rFonts w:hint="eastAsia" w:ascii="宋体" w:hAnsi="宋体" w:eastAsia="宋体" w:cs="宋体"/>
-                <w:i w:val="0"/>
-                <w:iCs w:val="0"/>
-                <w:caps w:val="0"/>
-                <w:color w:val="3B3B3B"/>
-                <w:spacing w:val="0"/>
-                <w:sz w:val="21"/>
-                <w:szCs w:val="21"/>
-              </w:rPr>
-            </w:pPr>
-            <w:r>
-              <w:rPr>
-                <w:rFonts w:hint="eastAsia" w:ascii="宋体" w:hAnsi="宋体" w:eastAsia="宋体" w:cs="宋体"/>
-                <w:i w:val="0"/>
-                <w:iCs w:val="0"/>
-                <w:caps w:val="0"/>
-                <w:color w:val="3B3B3B"/>
-                <w:spacing w:val="0"/>
-                <w:kern w:val="0"/>
-                <w:sz w:val="21"/>
-                <w:szCs w:val="21"/>
-                <w:bdr w:val="none" w:color="auto" w:sz="0" w:space="0"/>
-                <w:lang w:val="en-US" w:eastAsia="zh-CN" w:bidi="ar"/>
-              </w:rPr>
-              <w:t>几张最有代表性的老照片特写，逐张定格，每张配一句字幕：“调入那年”“带完第一届毕业班”“军功章背后的那个人”“今天的我们”……配《如愿》钢琴版</w:t>
-            </w:r>
-          </w:p>
-        </w:tc>
-        <w:tc>
-          <w:tcPr>
-            <w:tcW w:w="0" w:type="auto"/>
-            <w:shd w:val="clear"/>
-            <w:tcMar>
-              <w:top w:w="75" w:type="dxa"/>
-              <w:left w:w="150" w:type="dxa"/>
-              <w:bottom w:w="75" w:type="dxa"/>
-              <w:right w:w="150" w:type="dxa"/>
-            </w:tcMar>
-            <w:vAlign w:val="center"/>
-          </w:tcPr>
-          <w:p>
-            <w:pPr>
-              <w:keepNext w:val="0"/>
-              <w:keepLines w:val="0"/>
-              <w:widowControl/>
-              <w:suppressLineNumbers w:val="0"/>
-              <w:jc w:val="left"/>
-              <w:rPr>
-                <w:rFonts w:hint="eastAsia" w:ascii="宋体" w:hAnsi="宋体" w:eastAsia="宋体" w:cs="宋体"/>
-                <w:i w:val="0"/>
-                <w:iCs w:val="0"/>
-                <w:caps w:val="0"/>
-                <w:color w:val="3B3B3B"/>
-                <w:spacing w:val="0"/>
-                <w:sz w:val="21"/>
-                <w:szCs w:val="21"/>
-              </w:rPr>
-            </w:pPr>
-            <w:r>
-              <w:rPr>
-                <w:rFonts w:hint="eastAsia" w:ascii="宋体" w:hAnsi="宋体" w:eastAsia="宋体" w:cs="宋体"/>
-                <w:i w:val="0"/>
-                <w:iCs w:val="0"/>
-                <w:caps w:val="0"/>
-                <w:color w:val="3B3B3B"/>
-                <w:spacing w:val="0"/>
-                <w:kern w:val="0"/>
-                <w:sz w:val="21"/>
-                <w:szCs w:val="21"/>
-                <w:bdr w:val="none" w:color="auto" w:sz="0" w:space="0"/>
-                <w:lang w:val="en-US" w:eastAsia="zh-CN" w:bidi="ar"/>
-              </w:rPr>
-              <w:t>1分钟</w:t>
-            </w:r>
-          </w:p>
-        </w:tc>
-      </w:tr>
-      <w:tr>
-        <w:tblPrEx>
-          <w:tblBorders>
-            <w:top w:val="none" w:color="auto" w:sz="0" w:space="0"/>
-            <w:left w:val="none" w:color="auto" w:sz="0" w:space="0"/>
-            <w:bottom w:val="none" w:color="auto" w:sz="0" w:space="0"/>
-            <w:right w:val="none" w:color="auto" w:sz="0" w:space="0"/>
-            <w:insideH w:val="none" w:color="auto" w:sz="0" w:space="0"/>
-            <w:insideV w:val="none" w:color="auto" w:sz="0" w:space="0"/>
-          </w:tblBorders>
-          <w:shd w:val="clear"/>
-          <w:tblCellMar>
-            <w:top w:w="15" w:type="dxa"/>
-            <w:left w:w="15" w:type="dxa"/>
-            <w:bottom w:w="15" w:type="dxa"/>
-            <w:right w:w="15" w:type="dxa"/>
-          </w:tblCellMar>
-        </w:tblPrEx>
-        <w:tc>
-          <w:tcPr>
-            <w:tcW w:w="0" w:type="auto"/>
-            <w:shd w:val="clear"/>
-            <w:tcMar>
-              <w:top w:w="75" w:type="dxa"/>
-              <w:left w:w="150" w:type="dxa"/>
-              <w:bottom w:w="75" w:type="dxa"/>
-              <w:right w:w="150" w:type="dxa"/>
-            </w:tcMar>
-            <w:vAlign w:val="center"/>
-          </w:tcPr>
-          <w:p>
-            <w:pPr>
-              <w:keepNext w:val="0"/>
-              <w:keepLines w:val="0"/>
-              <w:widowControl/>
-              <w:suppressLineNumbers w:val="0"/>
-              <w:jc w:val="left"/>
-              <w:rPr>
-                <w:rFonts w:hint="eastAsia" w:ascii="宋体" w:hAnsi="宋体" w:eastAsia="宋体" w:cs="宋体"/>
-                <w:i w:val="0"/>
-                <w:iCs w:val="0"/>
-                <w:caps w:val="0"/>
-                <w:color w:val="3B3B3B"/>
-                <w:spacing w:val="0"/>
-                <w:sz w:val="21"/>
-                <w:szCs w:val="21"/>
-              </w:rPr>
-            </w:pPr>
-            <w:r>
-              <w:rPr>
-                <w:rStyle w:val="9"/>
-                <w:rFonts w:hint="eastAsia" w:ascii="宋体" w:hAnsi="宋体" w:eastAsia="宋体" w:cs="宋体"/>
-                <w:i w:val="0"/>
-                <w:iCs w:val="0"/>
-                <w:caps w:val="0"/>
-                <w:color w:val="3B3B3B"/>
-                <w:spacing w:val="0"/>
-                <w:kern w:val="0"/>
-                <w:sz w:val="21"/>
-                <w:szCs w:val="21"/>
-                <w:bdr w:val="none" w:color="auto" w:sz="0" w:space="0"/>
-                <w:lang w:val="en-US" w:eastAsia="zh-CN" w:bidi="ar"/>
-              </w:rPr>
-              <w:t>第三段</w:t>
-            </w:r>
-          </w:p>
-        </w:tc>
-        <w:tc>
-          <w:tcPr>
-            <w:tcW w:w="0" w:type="auto"/>
-            <w:shd w:val="clear"/>
-            <w:tcMar>
-              <w:top w:w="75" w:type="dxa"/>
-              <w:left w:w="150" w:type="dxa"/>
-              <w:bottom w:w="75" w:type="dxa"/>
-              <w:right w:w="150" w:type="dxa"/>
-            </w:tcMar>
-            <w:vAlign w:val="center"/>
-          </w:tcPr>
-          <w:p>
-            <w:pPr>
-              <w:keepNext w:val="0"/>
-              <w:keepLines w:val="0"/>
-              <w:widowControl/>
-              <w:suppressLineNumbers w:val="0"/>
-              <w:jc w:val="left"/>
-              <w:rPr>
-                <w:rFonts w:hint="eastAsia" w:ascii="宋体" w:hAnsi="宋体" w:eastAsia="宋体" w:cs="宋体"/>
-                <w:i w:val="0"/>
-                <w:iCs w:val="0"/>
-                <w:caps w:val="0"/>
-                <w:color w:val="3B3B3B"/>
-                <w:spacing w:val="0"/>
-                <w:sz w:val="21"/>
-                <w:szCs w:val="21"/>
-              </w:rPr>
-            </w:pPr>
-            <w:r>
-              <w:rPr>
-                <w:rFonts w:hint="eastAsia" w:ascii="宋体" w:hAnsi="宋体" w:eastAsia="宋体" w:cs="宋体"/>
-                <w:i w:val="0"/>
-                <w:iCs w:val="0"/>
-                <w:caps w:val="0"/>
-                <w:color w:val="3B3B3B"/>
-                <w:spacing w:val="0"/>
-                <w:kern w:val="0"/>
-                <w:sz w:val="21"/>
-                <w:szCs w:val="21"/>
-                <w:bdr w:val="none" w:color="auto" w:sz="0" w:space="0"/>
-                <w:lang w:val="en-US" w:eastAsia="zh-CN" w:bidi="ar"/>
-              </w:rPr>
-              <w:t>全屏大字，依次出现——</w:t>
-            </w:r>
-          </w:p>
-        </w:tc>
-        <w:tc>
-          <w:tcPr>
-            <w:tcW w:w="0" w:type="auto"/>
-            <w:shd w:val="clear"/>
-            <w:tcMar>
-              <w:top w:w="75" w:type="dxa"/>
-              <w:left w:w="150" w:type="dxa"/>
-              <w:bottom w:w="75" w:type="dxa"/>
-              <w:right w:w="150" w:type="dxa"/>
-            </w:tcMar>
-            <w:vAlign w:val="center"/>
-          </w:tcPr>
-          <w:p>
-            <w:pPr>
-              <w:keepNext w:val="0"/>
-              <w:keepLines w:val="0"/>
-              <w:widowControl/>
-              <w:suppressLineNumbers w:val="0"/>
-              <w:jc w:val="left"/>
-              <w:rPr>
-                <w:rFonts w:hint="eastAsia" w:ascii="宋体" w:hAnsi="宋体" w:eastAsia="宋体" w:cs="宋体"/>
-                <w:i w:val="0"/>
-                <w:iCs w:val="0"/>
-                <w:caps w:val="0"/>
-                <w:color w:val="3B3B3B"/>
-                <w:spacing w:val="0"/>
-                <w:sz w:val="21"/>
-                <w:szCs w:val="21"/>
-              </w:rPr>
-            </w:pPr>
-            <w:r>
-              <w:rPr>
-                <w:rFonts w:hint="eastAsia" w:ascii="宋体" w:hAnsi="宋体" w:eastAsia="宋体" w:cs="宋体"/>
-                <w:i w:val="0"/>
-                <w:iCs w:val="0"/>
-                <w:caps w:val="0"/>
-                <w:color w:val="3B3B3B"/>
-                <w:spacing w:val="0"/>
-                <w:kern w:val="0"/>
-                <w:sz w:val="21"/>
-                <w:szCs w:val="21"/>
-                <w:bdr w:val="none" w:color="auto" w:sz="0" w:space="0"/>
-                <w:lang w:val="en-US" w:eastAsia="zh-CN" w:bidi="ar"/>
-              </w:rPr>
-              <w:t>30秒</w:t>
-            </w:r>
-          </w:p>
-        </w:tc>
-      </w:tr>
-      <w:tr>
-        <w:tblPrEx>
-          <w:tblBorders>
-            <w:top w:val="none" w:color="auto" w:sz="0" w:space="0"/>
-            <w:left w:val="none" w:color="auto" w:sz="0" w:space="0"/>
-            <w:bottom w:val="none" w:color="auto" w:sz="0" w:space="0"/>
-            <w:right w:val="none" w:color="auto" w:sz="0" w:space="0"/>
-            <w:insideH w:val="none" w:color="auto" w:sz="0" w:space="0"/>
-            <w:insideV w:val="none" w:color="auto" w:sz="0" w:space="0"/>
-          </w:tblBorders>
-          <w:shd w:val="clear"/>
-          <w:tblCellMar>
-            <w:top w:w="15" w:type="dxa"/>
-            <w:left w:w="15" w:type="dxa"/>
-            <w:bottom w:w="15" w:type="dxa"/>
-            <w:right w:w="15" w:type="dxa"/>
-          </w:tblCellMar>
-        </w:tblPrEx>
-        <w:tc>
-          <w:tcPr>
-            <w:tcW w:w="0" w:type="auto"/>
-            <w:shd w:val="clear"/>
-            <w:tcMar>
-              <w:top w:w="75" w:type="dxa"/>
-              <w:left w:w="150" w:type="dxa"/>
-              <w:bottom w:w="75" w:type="dxa"/>
-              <w:right w:w="150" w:type="dxa"/>
-            </w:tcMar>
-            <w:vAlign w:val="center"/>
-          </w:tcPr>
-          <w:p>
-            <w:pPr>
-              <w:rPr>
-                <w:rFonts w:hint="eastAsia" w:ascii="宋体" w:hAnsi="宋体" w:eastAsia="宋体" w:cs="宋体"/>
-                <w:i w:val="0"/>
-                <w:iCs w:val="0"/>
-                <w:caps w:val="0"/>
-                <w:color w:val="3B3B3B"/>
-                <w:spacing w:val="0"/>
-                <w:sz w:val="21"/>
-                <w:szCs w:val="21"/>
-              </w:rPr>
-            </w:pPr>
-          </w:p>
-        </w:tc>
-        <w:tc>
-          <w:tcPr>
-            <w:tcW w:w="0" w:type="auto"/>
-            <w:shd w:val="clear"/>
-            <w:tcMar>
-              <w:top w:w="75" w:type="dxa"/>
-              <w:left w:w="150" w:type="dxa"/>
-              <w:bottom w:w="75" w:type="dxa"/>
-              <w:right w:w="150" w:type="dxa"/>
-            </w:tcMar>
-            <w:vAlign w:val="center"/>
-          </w:tcPr>
-          <w:p>
-            <w:pPr>
-              <w:keepNext w:val="0"/>
-              <w:keepLines w:val="0"/>
-              <w:widowControl/>
-              <w:suppressLineNumbers w:val="0"/>
-              <w:jc w:val="left"/>
-              <w:rPr>
-                <w:rFonts w:hint="eastAsia" w:ascii="宋体" w:hAnsi="宋体" w:eastAsia="宋体" w:cs="宋体"/>
-                <w:i w:val="0"/>
-                <w:iCs w:val="0"/>
-                <w:caps w:val="0"/>
-                <w:color w:val="3B3B3B"/>
-                <w:spacing w:val="0"/>
-                <w:sz w:val="21"/>
-                <w:szCs w:val="21"/>
-              </w:rPr>
-            </w:pPr>
-            <w:r>
-              <w:rPr>
-                <w:rFonts w:hint="eastAsia" w:ascii="宋体" w:hAnsi="宋体" w:eastAsia="宋体" w:cs="宋体"/>
-                <w:i w:val="0"/>
-                <w:iCs w:val="0"/>
-                <w:caps w:val="0"/>
-                <w:color w:val="3B3B3B"/>
-                <w:spacing w:val="0"/>
-                <w:kern w:val="0"/>
-                <w:sz w:val="21"/>
-                <w:szCs w:val="21"/>
-                <w:bdr w:val="none" w:color="auto" w:sz="0" w:space="0"/>
-                <w:lang w:val="en-US" w:eastAsia="zh-CN" w:bidi="ar"/>
-              </w:rPr>
-              <w:t>①“函数有定义域，你们的人生没有”</w:t>
-            </w:r>
-          </w:p>
-        </w:tc>
-        <w:tc>
-          <w:tcPr>
-            <w:tcW w:w="0" w:type="auto"/>
-            <w:shd w:val="clear"/>
-            <w:tcMar>
-              <w:top w:w="75" w:type="dxa"/>
-              <w:left w:w="150" w:type="dxa"/>
-              <w:bottom w:w="75" w:type="dxa"/>
-              <w:right w:w="150" w:type="dxa"/>
-            </w:tcMar>
-            <w:vAlign w:val="center"/>
-          </w:tcPr>
-          <w:p>
-            <w:pPr>
-              <w:rPr>
-                <w:rFonts w:hint="eastAsia" w:ascii="宋体" w:hAnsi="宋体" w:eastAsia="宋体" w:cs="宋体"/>
-                <w:i w:val="0"/>
-                <w:iCs w:val="0"/>
-                <w:caps w:val="0"/>
-                <w:color w:val="3B3B3B"/>
-                <w:spacing w:val="0"/>
-                <w:sz w:val="21"/>
-                <w:szCs w:val="21"/>
-              </w:rPr>
-            </w:pPr>
-          </w:p>
-        </w:tc>
-      </w:tr>
-      <w:tr>
-        <w:tblPrEx>
-          <w:tblBorders>
-            <w:top w:val="none" w:color="auto" w:sz="0" w:space="0"/>
-            <w:left w:val="none" w:color="auto" w:sz="0" w:space="0"/>
-            <w:bottom w:val="none" w:color="auto" w:sz="0" w:space="0"/>
-            <w:right w:val="none" w:color="auto" w:sz="0" w:space="0"/>
-            <w:insideH w:val="none" w:color="auto" w:sz="0" w:space="0"/>
-            <w:insideV w:val="none" w:color="auto" w:sz="0" w:space="0"/>
-          </w:tblBorders>
-          <w:shd w:val="clear"/>
-          <w:tblCellMar>
-            <w:top w:w="15" w:type="dxa"/>
-            <w:left w:w="15" w:type="dxa"/>
-            <w:bottom w:w="15" w:type="dxa"/>
-            <w:right w:w="15" w:type="dxa"/>
-          </w:tblCellMar>
-        </w:tblPrEx>
-        <w:tc>
-          <w:tcPr>
-            <w:tcW w:w="0" w:type="auto"/>
-            <w:shd w:val="clear"/>
-            <w:tcMar>
-              <w:top w:w="75" w:type="dxa"/>
-              <w:left w:w="150" w:type="dxa"/>
-              <w:bottom w:w="75" w:type="dxa"/>
-              <w:right w:w="150" w:type="dxa"/>
-            </w:tcMar>
-            <w:vAlign w:val="center"/>
-          </w:tcPr>
-          <w:p>
-            <w:pPr>
-              <w:rPr>
-                <w:rFonts w:hint="eastAsia" w:ascii="宋体" w:hAnsi="宋体" w:eastAsia="宋体" w:cs="宋体"/>
-                <w:i w:val="0"/>
-                <w:iCs w:val="0"/>
-                <w:caps w:val="0"/>
-                <w:color w:val="3B3B3B"/>
-                <w:spacing w:val="0"/>
-                <w:sz w:val="21"/>
-                <w:szCs w:val="21"/>
-              </w:rPr>
-            </w:pPr>
-          </w:p>
-        </w:tc>
-        <w:tc>
-          <w:tcPr>
-            <w:tcW w:w="0" w:type="auto"/>
-            <w:shd w:val="clear"/>
-            <w:tcMar>
-              <w:top w:w="75" w:type="dxa"/>
-              <w:left w:w="150" w:type="dxa"/>
-              <w:bottom w:w="75" w:type="dxa"/>
-              <w:right w:w="150" w:type="dxa"/>
-            </w:tcMar>
-            <w:vAlign w:val="center"/>
-          </w:tcPr>
-          <w:p>
-            <w:pPr>
-              <w:keepNext w:val="0"/>
-              <w:keepLines w:val="0"/>
-              <w:widowControl/>
-              <w:suppressLineNumbers w:val="0"/>
-              <w:jc w:val="left"/>
-              <w:rPr>
-                <w:rFonts w:hint="eastAsia" w:ascii="宋体" w:hAnsi="宋体" w:eastAsia="宋体" w:cs="宋体"/>
-                <w:i w:val="0"/>
-                <w:iCs w:val="0"/>
-                <w:caps w:val="0"/>
-                <w:color w:val="3B3B3B"/>
-                <w:spacing w:val="0"/>
-                <w:sz w:val="21"/>
-                <w:szCs w:val="21"/>
-              </w:rPr>
-            </w:pPr>
-            <w:r>
-              <w:rPr>
-                <w:rFonts w:hint="eastAsia" w:ascii="宋体" w:hAnsi="宋体" w:eastAsia="宋体" w:cs="宋体"/>
-                <w:i w:val="0"/>
-                <w:iCs w:val="0"/>
-                <w:caps w:val="0"/>
-                <w:color w:val="3B3B3B"/>
-                <w:spacing w:val="0"/>
-                <w:kern w:val="0"/>
-                <w:sz w:val="21"/>
-                <w:szCs w:val="21"/>
-                <w:bdr w:val="none" w:color="auto" w:sz="0" w:space="0"/>
-                <w:lang w:val="en-US" w:eastAsia="zh-CN" w:bidi="ar"/>
-              </w:rPr>
-              <w:t>②“几何有边界，你们的付出没有”</w:t>
-            </w:r>
-          </w:p>
-        </w:tc>
-        <w:tc>
-          <w:tcPr>
-            <w:tcW w:w="0" w:type="auto"/>
-            <w:shd w:val="clear"/>
-            <w:tcMar>
-              <w:top w:w="75" w:type="dxa"/>
-              <w:left w:w="150" w:type="dxa"/>
-              <w:bottom w:w="75" w:type="dxa"/>
-              <w:right w:w="150" w:type="dxa"/>
-            </w:tcMar>
-            <w:vAlign w:val="center"/>
-          </w:tcPr>
-          <w:p>
-            <w:pPr>
-              <w:rPr>
-                <w:rFonts w:hint="eastAsia" w:ascii="宋体" w:hAnsi="宋体" w:eastAsia="宋体" w:cs="宋体"/>
-                <w:i w:val="0"/>
-                <w:iCs w:val="0"/>
-                <w:caps w:val="0"/>
-                <w:color w:val="3B3B3B"/>
-                <w:spacing w:val="0"/>
-                <w:sz w:val="21"/>
-                <w:szCs w:val="21"/>
-              </w:rPr>
-            </w:pPr>
-          </w:p>
-        </w:tc>
-      </w:tr>
-      <w:tr>
-        <w:tblPrEx>
-          <w:tblBorders>
-            <w:top w:val="none" w:color="auto" w:sz="0" w:space="0"/>
-            <w:left w:val="none" w:color="auto" w:sz="0" w:space="0"/>
-            <w:bottom w:val="none" w:color="auto" w:sz="0" w:space="0"/>
-            <w:right w:val="none" w:color="auto" w:sz="0" w:space="0"/>
-            <w:insideH w:val="none" w:color="auto" w:sz="0" w:space="0"/>
-            <w:insideV w:val="none" w:color="auto" w:sz="0" w:space="0"/>
-          </w:tblBorders>
-          <w:shd w:val="clear"/>
-          <w:tblCellMar>
-            <w:top w:w="15" w:type="dxa"/>
-            <w:left w:w="15" w:type="dxa"/>
-            <w:bottom w:w="15" w:type="dxa"/>
-            <w:right w:w="15" w:type="dxa"/>
-          </w:tblCellMar>
-        </w:tblPrEx>
-        <w:tc>
-          <w:tcPr>
-            <w:tcW w:w="0" w:type="auto"/>
-            <w:shd w:val="clear"/>
-            <w:tcMar>
-              <w:top w:w="75" w:type="dxa"/>
-              <w:left w:w="150" w:type="dxa"/>
-              <w:bottom w:w="75" w:type="dxa"/>
-              <w:right w:w="150" w:type="dxa"/>
-            </w:tcMar>
-            <w:vAlign w:val="center"/>
-          </w:tcPr>
-          <w:p>
-            <w:pPr>
-              <w:rPr>
-                <w:rFonts w:hint="eastAsia" w:ascii="宋体" w:hAnsi="宋体" w:eastAsia="宋体" w:cs="宋体"/>
-                <w:i w:val="0"/>
-                <w:iCs w:val="0"/>
-                <w:caps w:val="0"/>
-                <w:color w:val="3B3B3B"/>
-                <w:spacing w:val="0"/>
-                <w:sz w:val="21"/>
-                <w:szCs w:val="21"/>
-              </w:rPr>
-            </w:pPr>
-          </w:p>
-        </w:tc>
-        <w:tc>
-          <w:tcPr>
-            <w:tcW w:w="0" w:type="auto"/>
-            <w:shd w:val="clear"/>
-            <w:tcMar>
-              <w:top w:w="75" w:type="dxa"/>
-              <w:left w:w="150" w:type="dxa"/>
-              <w:bottom w:w="75" w:type="dxa"/>
-              <w:right w:w="150" w:type="dxa"/>
-            </w:tcMar>
-            <w:vAlign w:val="center"/>
-          </w:tcPr>
-          <w:p>
-            <w:pPr>
-              <w:keepNext w:val="0"/>
-              <w:keepLines w:val="0"/>
-              <w:widowControl/>
-              <w:suppressLineNumbers w:val="0"/>
-              <w:jc w:val="left"/>
-              <w:rPr>
-                <w:rFonts w:hint="eastAsia" w:ascii="宋体" w:hAnsi="宋体" w:eastAsia="宋体" w:cs="宋体"/>
-                <w:i w:val="0"/>
-                <w:iCs w:val="0"/>
-                <w:caps w:val="0"/>
-                <w:color w:val="3B3B3B"/>
-                <w:spacing w:val="0"/>
-                <w:sz w:val="21"/>
-                <w:szCs w:val="21"/>
-              </w:rPr>
-            </w:pPr>
-            <w:r>
-              <w:rPr>
-                <w:rFonts w:hint="eastAsia" w:ascii="宋体" w:hAnsi="宋体" w:eastAsia="宋体" w:cs="宋体"/>
-                <w:i w:val="0"/>
-                <w:iCs w:val="0"/>
-                <w:caps w:val="0"/>
-                <w:color w:val="3B3B3B"/>
-                <w:spacing w:val="0"/>
-                <w:kern w:val="0"/>
-                <w:sz w:val="21"/>
-                <w:szCs w:val="21"/>
-                <w:bdr w:val="none" w:color="auto" w:sz="0" w:space="0"/>
                 <w:lang w:val="en-US" w:eastAsia="zh-CN" w:bidi="ar"/>
               </w:rPr>
               <w:t>③“刘姐姐吴姐姐”</w:t>
@@ -2756,7 +2741,7 @@
         <w:tc>
           <w:tcPr>
             <w:tcW w:w="0" w:type="auto"/>
-            <w:shd w:val="clear"/>
+            <w:shd w:val="clear" w:color="auto" w:fill="auto"/>
             <w:tcMar>
               <w:top w:w="75" w:type="dxa"/>
               <w:left w:w="150" w:type="dxa"/>
@@ -2801,7 +2786,7 @@
         <w:tc>
           <w:tcPr>
             <w:tcW w:w="0" w:type="auto"/>
-            <w:shd w:val="clear"/>
+            <w:shd w:val="clear" w:color="auto" w:fill="auto"/>
             <w:tcMar>
               <w:top w:w="75" w:type="dxa"/>
               <w:left w:w="150" w:type="dxa"/>
@@ -2828,7 +2813,7 @@
         <w:tc>
           <w:tcPr>
             <w:tcW w:w="0" w:type="auto"/>
-            <w:shd w:val="clear"/>
+            <w:shd w:val="clear" w:color="auto" w:fill="auto"/>
             <w:tcMar>
               <w:top w:w="75" w:type="dxa"/>
               <w:left w:w="150" w:type="dxa"/>
@@ -2866,7 +2851,6 @@
                 <w:kern w:val="0"/>
                 <w:sz w:val="21"/>
                 <w:szCs w:val="21"/>
-                <w:bdr w:val="none" w:color="auto" w:sz="0" w:space="0"/>
                 <w:lang w:val="en-US" w:eastAsia="zh-CN" w:bidi="ar"/>
               </w:rPr>
               <w:t>④“光荣退休一生圆满”</w:t>
@@ -2876,7 +2860,7 @@
         <w:tc>
           <w:tcPr>
             <w:tcW w:w="0" w:type="auto"/>
-            <w:shd w:val="clear"/>
+            <w:shd w:val="clear" w:color="auto" w:fill="auto"/>
             <w:tcMar>
               <w:top w:w="75" w:type="dxa"/>
               <w:left w:w="150" w:type="dxa"/>
@@ -3052,6 +3036,7 @@
     </w:p>
     <w:tbl>
       <w:tblPr>
+        <w:tblStyle w:val="7"/>
         <w:tblW w:w="0" w:type="auto"/>
         <w:tblInd w:w="0" w:type="dxa"/>
         <w:tblBorders>
@@ -3062,7 +3047,7 @@
           <w:insideH w:val="none" w:color="auto" w:sz="0" w:space="0"/>
           <w:insideV w:val="none" w:color="auto" w:sz="0" w:space="0"/>
         </w:tblBorders>
-        <w:shd w:val="clear"/>
+        <w:shd w:val="clear" w:color="auto" w:fill="auto"/>
         <w:tblLayout w:type="autofit"/>
         <w:tblCellMar>
           <w:top w:w="15" w:type="dxa"/>
@@ -3085,7 +3070,6 @@
             <w:insideH w:val="none" w:color="auto" w:sz="0" w:space="0"/>
             <w:insideV w:val="none" w:color="auto" w:sz="0" w:space="0"/>
           </w:tblBorders>
-          <w:shd w:val="clear"/>
           <w:tblCellMar>
             <w:top w:w="15" w:type="dxa"/>
             <w:left w:w="15" w:type="dxa"/>
@@ -3096,7 +3080,7 @@
         <w:tc>
           <w:tcPr>
             <w:tcW w:w="0" w:type="auto"/>
-            <w:shd w:val="clear"/>
+            <w:shd w:val="clear" w:color="auto" w:fill="auto"/>
             <w:tcMar>
               <w:top w:w="75" w:type="dxa"/>
               <w:left w:w="150" w:type="dxa"/>
@@ -3138,7 +3122,6 @@
                 <w:kern w:val="0"/>
                 <w:sz w:val="21"/>
                 <w:szCs w:val="21"/>
-                <w:bdr w:val="none" w:color="auto" w:sz="0" w:space="0"/>
                 <w:lang w:val="en-US" w:eastAsia="zh-CN" w:bidi="ar"/>
               </w:rPr>
               <w:t>环节</w:t>
@@ -3148,7 +3131,7 @@
         <w:tc>
           <w:tcPr>
             <w:tcW w:w="0" w:type="auto"/>
-            <w:shd w:val="clear"/>
+            <w:shd w:val="clear" w:color="auto" w:fill="auto"/>
             <w:tcMar>
               <w:top w:w="75" w:type="dxa"/>
               <w:left w:w="150" w:type="dxa"/>
@@ -3190,7 +3173,6 @@
                 <w:kern w:val="0"/>
                 <w:sz w:val="21"/>
                 <w:szCs w:val="21"/>
-                <w:bdr w:val="none" w:color="auto" w:sz="0" w:space="0"/>
                 <w:lang w:val="en-US" w:eastAsia="zh-CN" w:bidi="ar"/>
               </w:rPr>
               <w:t>曲目</w:t>
@@ -3208,7 +3190,7 @@
             <w:insideH w:val="none" w:color="auto" w:sz="0" w:space="0"/>
             <w:insideV w:val="none" w:color="auto" w:sz="0" w:space="0"/>
           </w:tblBorders>
-          <w:shd w:val="clear"/>
+          <w:shd w:val="clear" w:color="auto" w:fill="auto"/>
           <w:tblCellMar>
             <w:top w:w="15" w:type="dxa"/>
             <w:left w:w="15" w:type="dxa"/>
@@ -3219,7 +3201,7 @@
         <w:tc>
           <w:tcPr>
             <w:tcW w:w="0" w:type="auto"/>
-            <w:shd w:val="clear"/>
+            <w:shd w:val="clear" w:color="auto" w:fill="auto"/>
             <w:tcMar>
               <w:top w:w="75" w:type="dxa"/>
               <w:left w:w="150" w:type="dxa"/>
@@ -3257,7 +3239,6 @@
                 <w:kern w:val="0"/>
                 <w:sz w:val="21"/>
                 <w:szCs w:val="21"/>
-                <w:bdr w:val="none" w:color="auto" w:sz="0" w:space="0"/>
                 <w:lang w:val="en-US" w:eastAsia="zh-CN" w:bidi="ar"/>
               </w:rPr>
               <w:t>开场+老照片视频</w:t>
@@ -3267,7 +3248,7 @@
         <w:tc>
           <w:tcPr>
             <w:tcW w:w="0" w:type="auto"/>
-            <w:shd w:val="clear"/>
+            <w:shd w:val="clear" w:color="auto" w:fill="auto"/>
             <w:tcMar>
               <w:top w:w="75" w:type="dxa"/>
               <w:left w:w="150" w:type="dxa"/>
@@ -3305,7 +3286,6 @@
                 <w:kern w:val="0"/>
                 <w:sz w:val="21"/>
                 <w:szCs w:val="21"/>
-                <w:bdr w:val="none" w:color="auto" w:sz="0" w:space="0"/>
                 <w:lang w:val="en-US" w:eastAsia="zh-CN" w:bidi="ar"/>
               </w:rPr>
               <w:t>《绒花》钢琴版</w:t>
@@ -3333,7 +3313,7 @@
         <w:tc>
           <w:tcPr>
             <w:tcW w:w="0" w:type="auto"/>
-            <w:shd w:val="clear"/>
+            <w:shd w:val="clear" w:color="auto" w:fill="auto"/>
             <w:tcMar>
               <w:top w:w="75" w:type="dxa"/>
               <w:left w:w="150" w:type="dxa"/>
@@ -3371,7 +3351,6 @@
                 <w:kern w:val="0"/>
                 <w:sz w:val="21"/>
                 <w:szCs w:val="21"/>
-                <w:bdr w:val="none" w:color="auto" w:sz="0" w:space="0"/>
                 <w:lang w:val="en-US" w:eastAsia="zh-CN" w:bidi="ar"/>
               </w:rPr>
               <w:t>献花+读卡+特写视频</w:t>
@@ -3381,7 +3360,7 @@
         <w:tc>
           <w:tcPr>
             <w:tcW w:w="0" w:type="auto"/>
-            <w:shd w:val="clear"/>
+            <w:shd w:val="clear" w:color="auto" w:fill="auto"/>
             <w:tcMar>
               <w:top w:w="75" w:type="dxa"/>
               <w:left w:w="150" w:type="dxa"/>
@@ -3419,7 +3398,6 @@
                 <w:kern w:val="0"/>
                 <w:sz w:val="21"/>
                 <w:szCs w:val="21"/>
-                <w:bdr w:val="none" w:color="auto" w:sz="0" w:space="0"/>
                 <w:lang w:val="en-US" w:eastAsia="zh-CN" w:bidi="ar"/>
               </w:rPr>
               <w:t>《如愿》钢琴版</w:t>
@@ -3437,6 +3415,7 @@
             <w:insideH w:val="none" w:color="auto" w:sz="0" w:space="0"/>
             <w:insideV w:val="none" w:color="auto" w:sz="0" w:space="0"/>
           </w:tblBorders>
+          <w:shd w:val="clear" w:color="auto" w:fill="auto"/>
           <w:tblCellMar>
             <w:top w:w="15" w:type="dxa"/>
             <w:left w:w="15" w:type="dxa"/>
@@ -3447,7 +3426,7 @@
         <w:tc>
           <w:tcPr>
             <w:tcW w:w="0" w:type="auto"/>
-            <w:shd w:val="clear"/>
+            <w:shd w:val="clear" w:color="auto" w:fill="auto"/>
             <w:tcMar>
               <w:top w:w="75" w:type="dxa"/>
               <w:left w:w="150" w:type="dxa"/>
@@ -3485,7 +3464,6 @@
                 <w:kern w:val="0"/>
                 <w:sz w:val="21"/>
                 <w:szCs w:val="21"/>
-                <w:bdr w:val="none" w:color="auto" w:sz="0" w:space="0"/>
                 <w:lang w:val="en-US" w:eastAsia="zh-CN" w:bidi="ar"/>
               </w:rPr>
               <w:t>举杯</w:t>
@@ -3495,7 +3473,7 @@
         <w:tc>
           <w:tcPr>
             <w:tcW w:w="0" w:type="auto"/>
-            <w:shd w:val="clear"/>
+            <w:shd w:val="clear" w:color="auto" w:fill="auto"/>
             <w:tcMar>
               <w:top w:w="75" w:type="dxa"/>
               <w:left w:w="150" w:type="dxa"/>
@@ -3533,7 +3511,6 @@
                 <w:kern w:val="0"/>
                 <w:sz w:val="21"/>
                 <w:szCs w:val="21"/>
-                <w:bdr w:val="none" w:color="auto" w:sz="0" w:space="0"/>
                 <w:lang w:val="en-US" w:eastAsia="zh-CN" w:bidi="ar"/>
               </w:rPr>
               <w:t>《如愿》高潮段落</w:t>
@@ -4473,8 +4450,6 @@
         </w:rPr>
         <w:t>梁校</w:t>
       </w:r>
-      <w:bookmarkStart w:id="0" w:name="_GoBack"/>
-      <w:bookmarkEnd w:id="0"/>
     </w:p>
     <w:p>
       <w:pPr>
